--- a/fase_de_desarrollo/manual_carga_masiva_postura/Manual_Carga_Masiva_Postura.docx
+++ b/fase_de_desarrollo/manual_carga_masiva_postura/Manual_Carga_Masiva_Postura.docx
@@ -105,7 +105,7 @@
         <w:rPr>
           <w:color w:val="5A6472"/>
         </w:rPr>
-        <w:t>Versión 1.1 · Septiembre de 2026</w:t>
+        <w:t>Versión 1.2 · Septiembre de 2026</w:t>
       </w:r>
     </w:p>
     <w:p>
@@ -116,7 +116,7 @@
         <w:rPr>
           <w:color w:val="5A6472"/>
         </w:rPr>
-        <w:t>Actualización 1.1 — la plantilla se descarga adaptada a la configuración de cada empresa, trae una hoja «Ejemplo» resuelta, y el alimento admite silo. Ver Anexo C.</w:t>
+        <w:t>Actualización 1.2 — la plantilla se descarga adaptada a la configuración de cada empresa, trae una hoja «Ejemplo» resuelta, el alimento admite silo y los movimientos de huevo se cargan por tipo del catálogo. Ver Anexo C.</w:t>
       </w:r>
     </w:p>
     <w:p>
@@ -20667,7 +20667,7 @@
         <w:spacing w:after="120" w:line="276" w:lineRule="auto"/>
       </w:pPr>
       <w:r>
-        <w:t>Registra las salidas de huevos del lote hacia planta (Traslado) o por venta (Venta), por categoría. Descuenta la disponibilidad del lote; si no alcanza, el archivo se rechaza.</w:t>
+        <w:t>Registra las salidas de huevos del lote hacia planta (Traslado) o por venta (Venta). Descuenta la disponibilidad del lote; si no alcanza, el archivo se rechaza.</w:t>
       </w:r>
     </w:p>
     <w:p>
@@ -20675,7 +20675,1108 @@
         <w:spacing w:after="120" w:line="276" w:lineRule="auto"/>
       </w:pPr>
       <w:r>
-        <w:t>Esta hoja NO se emite para empresas que clasifican el huevo por ítems: solo entiende las 11 categorías fijas, que en esas empresas quedan en cero. Ahí los traslados a planta y las ventas de huevo se registran por pantalla.</w:t>
+        <w:t>La hoja tiene DOS FORMAS, según la configuración de su empresa. Si el huevo se clasifica por las 11 categorías, cada fila es un movimiento y lleva las cantidades por categoría. Si se clasifica POR ÍTEMS del catálogo, cada fila es un tipo de huevo (Ítem + Cantidad) y las filas que comparten fecha, tipo y destino forman UN movimiento con varios tipos. La plantilla que descarga ya viene con la forma que le corresponde.</w:t>
+      </w:r>
+    </w:p>
+    <w:p>
+      <w:pPr>
+        <w:spacing w:after="120" w:line="276" w:lineRule="auto"/>
+      </w:pPr>
+      <w:r>
+        <w:t>Para cargar dos movimientos distintos el mismo día —por ejemplo un traslado a planta y una venta— diferéncielos por tipo, destino, motivo o descripción: eso es lo que el sistema usa para saber que son dos y no uno repetido.</w:t>
+      </w:r>
+    </w:p>
+    <w:p>
+      <w:pPr>
+        <w:spacing w:after="120" w:line="276" w:lineRule="auto"/>
+      </w:pPr>
+      <w:r>
+        <w:t>En la forma por ítems se acepta cualquier tipo de huevo del catálogo de la empresa, no solo los declarados por el lote: un traslado mueve lo que YA se produjo. Lo que sí se controla es que no mueva más de lo producido de cada tipo.</w:t>
+      </w:r>
+    </w:p>
+    <w:p>
+      <w:pPr>
+        <w:spacing w:after="120" w:line="276" w:lineRule="auto"/>
+      </w:pPr>
+      <w:r>
+        <w:rPr>
+          <w:b/>
+        </w:rPr>
+        <w:t>Columnas cuando el huevo se clasifica por ítems</w:t>
+      </w:r>
+    </w:p>
+    <w:tbl>
+      <w:tblPr>
+        <w:tblW w:w="10080" w:type="dxa"/>
+        <w:tblBorders>
+          <w:top w:val="single" w:sz="2" w:space="0" w:color="B7C0CC"/>
+          <w:left w:val="single" w:sz="2" w:space="0" w:color="B7C0CC"/>
+          <w:bottom w:val="single" w:sz="2" w:space="0" w:color="B7C0CC"/>
+          <w:right w:val="single" w:sz="2" w:space="0" w:color="B7C0CC"/>
+          <w:insideH w:val="single" w:sz="2" w:space="0" w:color="D6DCE4"/>
+          <w:insideV w:val="single" w:sz="2" w:space="0" w:color="D6DCE4"/>
+        </w:tblBorders>
+        <w:tblCellMar>
+          <w:left w:w="10" w:type="dxa"/>
+          <w:right w:w="10" w:type="dxa"/>
+        </w:tblCellMar>
+        <w:tblLook w:val="04A0" w:firstRow="1" w:lastRow="0" w:firstColumn="1" w:lastColumn="0" w:noHBand="0" w:noVBand="1"/>
+      </w:tblPr>
+      <w:tblGrid>
+        <w:gridCol w:w="2500"/>
+        <w:gridCol w:w="1150"/>
+        <w:gridCol w:w="2830"/>
+        <w:gridCol w:w="3600"/>
+      </w:tblGrid>
+      <w:tr>
+        <w:tblPrEx>
+          <w:tblCellMar>
+            <w:top w:w="0" w:type="dxa"/>
+            <w:bottom w:w="0" w:type="dxa"/>
+          </w:tblCellMar>
+        </w:tblPrEx>
+        <w:trPr>
+          <w:tblHeader/>
+        </w:trPr>
+        <w:tc>
+          <w:tcPr>
+            <w:tcW w:w="2500" w:type="dxa"/>
+            <w:shd w:val="clear" w:color="auto" w:fill="1F3A5F"/>
+            <w:tcMar>
+              <w:top w:w="60" w:type="dxa"/>
+              <w:left w:w="90" w:type="dxa"/>
+              <w:bottom w:w="60" w:type="dxa"/>
+              <w:right w:w="90" w:type="dxa"/>
+            </w:tcMar>
+          </w:tcPr>
+          <w:p>
+            <w:pPr>
+              <w:spacing w:line="250" w:lineRule="auto"/>
+            </w:pPr>
+            <w:r>
+              <w:rPr>
+                <w:b/>
+                <w:bCs/>
+                <w:color w:val="FFFFFF"/>
+                <w:sz w:val="18"/>
+                <w:szCs w:val="18"/>
+              </w:rPr>
+              <w:t>Columna</w:t>
+            </w:r>
+          </w:p>
+        </w:tc>
+        <w:tc>
+          <w:tcPr>
+            <w:tcW w:w="1150" w:type="dxa"/>
+            <w:shd w:val="clear" w:color="auto" w:fill="1F3A5F"/>
+            <w:tcMar>
+              <w:top w:w="60" w:type="dxa"/>
+              <w:left w:w="90" w:type="dxa"/>
+              <w:bottom w:w="60" w:type="dxa"/>
+              <w:right w:w="90" w:type="dxa"/>
+            </w:tcMar>
+          </w:tcPr>
+          <w:p>
+            <w:pPr>
+              <w:spacing w:line="250" w:lineRule="auto"/>
+            </w:pPr>
+            <w:r>
+              <w:rPr>
+                <w:b/>
+                <w:bCs/>
+                <w:color w:val="FFFFFF"/>
+                <w:sz w:val="18"/>
+                <w:szCs w:val="18"/>
+              </w:rPr>
+              <w:t>Obligatoria</w:t>
+            </w:r>
+          </w:p>
+        </w:tc>
+        <w:tc>
+          <w:tcPr>
+            <w:tcW w:w="2830" w:type="dxa"/>
+            <w:shd w:val="clear" w:color="auto" w:fill="1F3A5F"/>
+            <w:tcMar>
+              <w:top w:w="60" w:type="dxa"/>
+              <w:left w:w="90" w:type="dxa"/>
+              <w:bottom w:w="60" w:type="dxa"/>
+              <w:right w:w="90" w:type="dxa"/>
+            </w:tcMar>
+          </w:tcPr>
+          <w:p>
+            <w:pPr>
+              <w:spacing w:line="250" w:lineRule="auto"/>
+            </w:pPr>
+            <w:r>
+              <w:rPr>
+                <w:b/>
+                <w:bCs/>
+                <w:color w:val="FFFFFF"/>
+                <w:sz w:val="18"/>
+                <w:szCs w:val="18"/>
+              </w:rPr>
+              <w:t>Formato / valores</w:t>
+            </w:r>
+          </w:p>
+        </w:tc>
+        <w:tc>
+          <w:tcPr>
+            <w:tcW w:w="3600" w:type="dxa"/>
+            <w:shd w:val="clear" w:color="auto" w:fill="1F3A5F"/>
+            <w:tcMar>
+              <w:top w:w="60" w:type="dxa"/>
+              <w:left w:w="90" w:type="dxa"/>
+              <w:bottom w:w="60" w:type="dxa"/>
+              <w:right w:w="90" w:type="dxa"/>
+            </w:tcMar>
+          </w:tcPr>
+          <w:p>
+            <w:pPr>
+              <w:spacing w:line="250" w:lineRule="auto"/>
+            </w:pPr>
+            <w:r>
+              <w:rPr>
+                <w:b/>
+                <w:bCs/>
+                <w:color w:val="FFFFFF"/>
+                <w:sz w:val="18"/>
+                <w:szCs w:val="18"/>
+              </w:rPr>
+              <w:t>Notas</w:t>
+            </w:r>
+          </w:p>
+        </w:tc>
+      </w:tr>
+      <w:tr>
+        <w:tblPrEx>
+          <w:tblCellMar>
+            <w:top w:w="0" w:type="dxa"/>
+            <w:bottom w:w="0" w:type="dxa"/>
+          </w:tblCellMar>
+        </w:tblPrEx>
+        <w:trPr>
+          <w:tblHeader/>
+        </w:trPr>
+        <w:tc>
+          <w:tcPr>
+            <w:tcW w:w="2500" w:type="dxa"/>
+            <w:shd w:val="clear" w:color="auto" w:fill="1F3A5F"/>
+            <w:tcMar>
+              <w:top w:w="60" w:type="dxa"/>
+              <w:left w:w="90" w:type="dxa"/>
+              <w:bottom w:w="60" w:type="dxa"/>
+              <w:right w:w="90" w:type="dxa"/>
+            </w:tcMar>
+          </w:tcPr>
+          <w:p>
+            <w:pPr>
+              <w:spacing w:line="250" w:lineRule="auto"/>
+            </w:pPr>
+            <w:r>
+              <w:rPr>
+                <w:bCs/>
+                <w:color w:val="FFFFFF"/>
+                <w:sz w:val="18"/>
+                <w:szCs w:val="18"/>
+              </w:rPr>
+              <w:t>Fecha</w:t>
+            </w:r>
+          </w:p>
+        </w:tc>
+        <w:tc>
+          <w:tcPr>
+            <w:tcW w:w="1150" w:type="dxa"/>
+            <w:shd w:val="clear" w:color="auto" w:fill="1F3A5F"/>
+            <w:tcMar>
+              <w:top w:w="60" w:type="dxa"/>
+              <w:left w:w="90" w:type="dxa"/>
+              <w:bottom w:w="60" w:type="dxa"/>
+              <w:right w:w="90" w:type="dxa"/>
+            </w:tcMar>
+          </w:tcPr>
+          <w:p>
+            <w:pPr>
+              <w:spacing w:line="250" w:lineRule="auto"/>
+            </w:pPr>
+            <w:r>
+              <w:rPr>
+                <w:bCs/>
+                <w:color w:val="FFFFFF"/>
+                <w:sz w:val="18"/>
+                <w:szCs w:val="18"/>
+              </w:rPr>
+              <w:t>Sí</w:t>
+            </w:r>
+          </w:p>
+        </w:tc>
+        <w:tc>
+          <w:tcPr>
+            <w:tcW w:w="2830" w:type="dxa"/>
+            <w:shd w:val="clear" w:color="auto" w:fill="1F3A5F"/>
+            <w:tcMar>
+              <w:top w:w="60" w:type="dxa"/>
+              <w:left w:w="90" w:type="dxa"/>
+              <w:bottom w:w="60" w:type="dxa"/>
+              <w:right w:w="90" w:type="dxa"/>
+            </w:tcMar>
+          </w:tcPr>
+          <w:p>
+            <w:pPr>
+              <w:spacing w:line="250" w:lineRule="auto"/>
+            </w:pPr>
+            <w:r>
+              <w:rPr>
+                <w:bCs/>
+                <w:color w:val="FFFFFF"/>
+                <w:sz w:val="18"/>
+                <w:szCs w:val="18"/>
+              </w:rPr>
+              <w:t>aaaa-mm-dd</w:t>
+            </w:r>
+          </w:p>
+        </w:tc>
+        <w:tc>
+          <w:tcPr>
+            <w:tcW w:w="3600" w:type="dxa"/>
+            <w:shd w:val="clear" w:color="auto" w:fill="1F3A5F"/>
+            <w:tcMar>
+              <w:top w:w="60" w:type="dxa"/>
+              <w:left w:w="90" w:type="dxa"/>
+              <w:bottom w:w="60" w:type="dxa"/>
+              <w:right w:w="90" w:type="dxa"/>
+            </w:tcMar>
+          </w:tcPr>
+          <w:p>
+            <w:pPr>
+              <w:spacing w:line="250" w:lineRule="auto"/>
+            </w:pPr>
+            <w:r>
+              <w:rPr>
+                <w:bCs/>
+                <w:color w:val="FFFFFF"/>
+                <w:sz w:val="18"/>
+                <w:szCs w:val="18"/>
+              </w:rPr>
+              <w:t>Día de la salida de huevos.</w:t>
+            </w:r>
+          </w:p>
+        </w:tc>
+      </w:tr>
+      <w:tr>
+        <w:tblPrEx>
+          <w:tblCellMar>
+            <w:top w:w="0" w:type="dxa"/>
+            <w:bottom w:w="0" w:type="dxa"/>
+          </w:tblCellMar>
+        </w:tblPrEx>
+        <w:trPr>
+          <w:tblHeader/>
+        </w:trPr>
+        <w:tc>
+          <w:tcPr>
+            <w:tcW w:w="2500" w:type="dxa"/>
+            <w:shd w:val="clear" w:color="auto" w:fill="1F3A5F"/>
+            <w:tcMar>
+              <w:top w:w="60" w:type="dxa"/>
+              <w:left w:w="90" w:type="dxa"/>
+              <w:bottom w:w="60" w:type="dxa"/>
+              <w:right w:w="90" w:type="dxa"/>
+            </w:tcMar>
+          </w:tcPr>
+          <w:p>
+            <w:pPr>
+              <w:spacing w:line="250" w:lineRule="auto"/>
+            </w:pPr>
+            <w:r>
+              <w:rPr>
+                <w:bCs/>
+                <w:color w:val="FFFFFF"/>
+                <w:sz w:val="18"/>
+                <w:szCs w:val="18"/>
+              </w:rPr>
+              <w:t>Tipo</w:t>
+            </w:r>
+          </w:p>
+        </w:tc>
+        <w:tc>
+          <w:tcPr>
+            <w:tcW w:w="1150" w:type="dxa"/>
+            <w:shd w:val="clear" w:color="auto" w:fill="1F3A5F"/>
+            <w:tcMar>
+              <w:top w:w="60" w:type="dxa"/>
+              <w:left w:w="90" w:type="dxa"/>
+              <w:bottom w:w="60" w:type="dxa"/>
+              <w:right w:w="90" w:type="dxa"/>
+            </w:tcMar>
+          </w:tcPr>
+          <w:p>
+            <w:pPr>
+              <w:spacing w:line="250" w:lineRule="auto"/>
+            </w:pPr>
+            <w:r>
+              <w:rPr>
+                <w:bCs/>
+                <w:color w:val="FFFFFF"/>
+                <w:sz w:val="18"/>
+                <w:szCs w:val="18"/>
+              </w:rPr>
+              <w:t>Sí</w:t>
+            </w:r>
+          </w:p>
+        </w:tc>
+        <w:tc>
+          <w:tcPr>
+            <w:tcW w:w="2830" w:type="dxa"/>
+            <w:shd w:val="clear" w:color="auto" w:fill="1F3A5F"/>
+            <w:tcMar>
+              <w:top w:w="60" w:type="dxa"/>
+              <w:left w:w="90" w:type="dxa"/>
+              <w:bottom w:w="60" w:type="dxa"/>
+              <w:right w:w="90" w:type="dxa"/>
+            </w:tcMar>
+          </w:tcPr>
+          <w:p>
+            <w:pPr>
+              <w:spacing w:line="250" w:lineRule="auto"/>
+            </w:pPr>
+            <w:r>
+              <w:rPr>
+                <w:bCs/>
+                <w:color w:val="FFFFFF"/>
+                <w:sz w:val="18"/>
+                <w:szCs w:val="18"/>
+              </w:rPr>
+              <w:t>Traslado / Venta</w:t>
+            </w:r>
+          </w:p>
+        </w:tc>
+        <w:tc>
+          <w:tcPr>
+            <w:tcW w:w="3600" w:type="dxa"/>
+            <w:shd w:val="clear" w:color="auto" w:fill="1F3A5F"/>
+            <w:tcMar>
+              <w:top w:w="60" w:type="dxa"/>
+              <w:left w:w="90" w:type="dxa"/>
+              <w:bottom w:w="60" w:type="dxa"/>
+              <w:right w:w="90" w:type="dxa"/>
+            </w:tcMar>
+          </w:tcPr>
+          <w:p>
+            <w:pPr>
+              <w:spacing w:line="250" w:lineRule="auto"/>
+            </w:pPr>
+            <w:r>
+              <w:rPr>
+                <w:bCs/>
+                <w:color w:val="FFFFFF"/>
+                <w:sz w:val="18"/>
+                <w:szCs w:val="18"/>
+              </w:rPr>
+              <w:t>Traslado = envío a planta. Venta = venta.</w:t>
+            </w:r>
+          </w:p>
+        </w:tc>
+      </w:tr>
+      <w:tr>
+        <w:tblPrEx>
+          <w:tblCellMar>
+            <w:top w:w="0" w:type="dxa"/>
+            <w:bottom w:w="0" w:type="dxa"/>
+          </w:tblCellMar>
+        </w:tblPrEx>
+        <w:trPr>
+          <w:tblHeader/>
+        </w:trPr>
+        <w:tc>
+          <w:tcPr>
+            <w:tcW w:w="2500" w:type="dxa"/>
+            <w:shd w:val="clear" w:color="auto" w:fill="1F3A5F"/>
+            <w:tcMar>
+              <w:top w:w="60" w:type="dxa"/>
+              <w:left w:w="90" w:type="dxa"/>
+              <w:bottom w:w="60" w:type="dxa"/>
+              <w:right w:w="90" w:type="dxa"/>
+            </w:tcMar>
+          </w:tcPr>
+          <w:p>
+            <w:pPr>
+              <w:spacing w:line="250" w:lineRule="auto"/>
+            </w:pPr>
+            <w:r>
+              <w:rPr>
+                <w:bCs/>
+                <w:color w:val="FFFFFF"/>
+                <w:sz w:val="18"/>
+                <w:szCs w:val="18"/>
+              </w:rPr>
+              <w:t>Ítem</w:t>
+            </w:r>
+          </w:p>
+        </w:tc>
+        <w:tc>
+          <w:tcPr>
+            <w:tcW w:w="1150" w:type="dxa"/>
+            <w:shd w:val="clear" w:color="auto" w:fill="1F3A5F"/>
+            <w:tcMar>
+              <w:top w:w="60" w:type="dxa"/>
+              <w:left w:w="90" w:type="dxa"/>
+              <w:bottom w:w="60" w:type="dxa"/>
+              <w:right w:w="90" w:type="dxa"/>
+            </w:tcMar>
+          </w:tcPr>
+          <w:p>
+            <w:pPr>
+              <w:spacing w:line="250" w:lineRule="auto"/>
+            </w:pPr>
+            <w:r>
+              <w:rPr>
+                <w:bCs/>
+                <w:color w:val="FFFFFF"/>
+                <w:sz w:val="18"/>
+                <w:szCs w:val="18"/>
+              </w:rPr>
+              <w:t>Sí</w:t>
+            </w:r>
+          </w:p>
+        </w:tc>
+        <w:tc>
+          <w:tcPr>
+            <w:tcW w:w="2830" w:type="dxa"/>
+            <w:shd w:val="clear" w:color="auto" w:fill="1F3A5F"/>
+            <w:tcMar>
+              <w:top w:w="60" w:type="dxa"/>
+              <w:left w:w="90" w:type="dxa"/>
+              <w:bottom w:w="60" w:type="dxa"/>
+              <w:right w:w="90" w:type="dxa"/>
+            </w:tcMar>
+          </w:tcPr>
+          <w:p>
+            <w:pPr>
+              <w:spacing w:line="250" w:lineRule="auto"/>
+            </w:pPr>
+            <w:r>
+              <w:rPr>
+                <w:bCs/>
+                <w:color w:val="FFFFFF"/>
+                <w:sz w:val="18"/>
+                <w:szCs w:val="18"/>
+              </w:rPr>
+              <w:t>Nombre o código del tipo de huevo</w:t>
+            </w:r>
+          </w:p>
+        </w:tc>
+        <w:tc>
+          <w:tcPr>
+            <w:tcW w:w="3600" w:type="dxa"/>
+            <w:shd w:val="clear" w:color="auto" w:fill="1F3A5F"/>
+            <w:tcMar>
+              <w:top w:w="60" w:type="dxa"/>
+              <w:left w:w="90" w:type="dxa"/>
+              <w:bottom w:w="60" w:type="dxa"/>
+              <w:right w:w="90" w:type="dxa"/>
+            </w:tcMar>
+          </w:tcPr>
+          <w:p>
+            <w:pPr>
+              <w:spacing w:line="250" w:lineRule="auto"/>
+            </w:pPr>
+            <w:r>
+              <w:rPr>
+                <w:bCs/>
+                <w:color w:val="FFFFFF"/>
+                <w:sz w:val="18"/>
+                <w:szCs w:val="18"/>
+              </w:rPr>
+              <w:t>Uno por fila. Use el desplegable de la hoja «Referencias».</w:t>
+            </w:r>
+          </w:p>
+        </w:tc>
+      </w:tr>
+      <w:tr>
+        <w:tblPrEx>
+          <w:tblCellMar>
+            <w:top w:w="0" w:type="dxa"/>
+            <w:bottom w:w="0" w:type="dxa"/>
+          </w:tblCellMar>
+        </w:tblPrEx>
+        <w:trPr>
+          <w:tblHeader/>
+        </w:trPr>
+        <w:tc>
+          <w:tcPr>
+            <w:tcW w:w="2500" w:type="dxa"/>
+            <w:shd w:val="clear" w:color="auto" w:fill="1F3A5F"/>
+            <w:tcMar>
+              <w:top w:w="60" w:type="dxa"/>
+              <w:left w:w="90" w:type="dxa"/>
+              <w:bottom w:w="60" w:type="dxa"/>
+              <w:right w:w="90" w:type="dxa"/>
+            </w:tcMar>
+          </w:tcPr>
+          <w:p>
+            <w:pPr>
+              <w:spacing w:line="250" w:lineRule="auto"/>
+            </w:pPr>
+            <w:r>
+              <w:rPr>
+                <w:bCs/>
+                <w:color w:val="FFFFFF"/>
+                <w:sz w:val="18"/>
+                <w:szCs w:val="18"/>
+              </w:rPr>
+              <w:t>Cantidad</w:t>
+            </w:r>
+          </w:p>
+        </w:tc>
+        <w:tc>
+          <w:tcPr>
+            <w:tcW w:w="1150" w:type="dxa"/>
+            <w:shd w:val="clear" w:color="auto" w:fill="1F3A5F"/>
+            <w:tcMar>
+              <w:top w:w="60" w:type="dxa"/>
+              <w:left w:w="90" w:type="dxa"/>
+              <w:bottom w:w="60" w:type="dxa"/>
+              <w:right w:w="90" w:type="dxa"/>
+            </w:tcMar>
+          </w:tcPr>
+          <w:p>
+            <w:pPr>
+              <w:spacing w:line="250" w:lineRule="auto"/>
+            </w:pPr>
+            <w:r>
+              <w:rPr>
+                <w:bCs/>
+                <w:color w:val="FFFFFF"/>
+                <w:sz w:val="18"/>
+                <w:szCs w:val="18"/>
+              </w:rPr>
+              <w:t>Sí</w:t>
+            </w:r>
+          </w:p>
+        </w:tc>
+        <w:tc>
+          <w:tcPr>
+            <w:tcW w:w="2830" w:type="dxa"/>
+            <w:shd w:val="clear" w:color="auto" w:fill="1F3A5F"/>
+            <w:tcMar>
+              <w:top w:w="60" w:type="dxa"/>
+              <w:left w:w="90" w:type="dxa"/>
+              <w:bottom w:w="60" w:type="dxa"/>
+              <w:right w:w="90" w:type="dxa"/>
+            </w:tcMar>
+          </w:tcPr>
+          <w:p>
+            <w:pPr>
+              <w:spacing w:line="250" w:lineRule="auto"/>
+            </w:pPr>
+            <w:r>
+              <w:rPr>
+                <w:bCs/>
+                <w:color w:val="FFFFFF"/>
+                <w:sz w:val="18"/>
+                <w:szCs w:val="18"/>
+              </w:rPr>
+              <w:t>Entero &gt; 0</w:t>
+            </w:r>
+          </w:p>
+        </w:tc>
+        <w:tc>
+          <w:tcPr>
+            <w:tcW w:w="3600" w:type="dxa"/>
+            <w:shd w:val="clear" w:color="auto" w:fill="1F3A5F"/>
+            <w:tcMar>
+              <w:top w:w="60" w:type="dxa"/>
+              <w:left w:w="90" w:type="dxa"/>
+              <w:bottom w:w="60" w:type="dxa"/>
+              <w:right w:w="90" w:type="dxa"/>
+            </w:tcMar>
+          </w:tcPr>
+          <w:p>
+            <w:pPr>
+              <w:spacing w:line="250" w:lineRule="auto"/>
+            </w:pPr>
+            <w:r>
+              <w:rPr>
+                <w:bCs/>
+                <w:color w:val="FFFFFF"/>
+                <w:sz w:val="18"/>
+                <w:szCs w:val="18"/>
+              </w:rPr>
+              <w:t>Huevos de ESE tipo que salen en este movimiento.</w:t>
+            </w:r>
+          </w:p>
+        </w:tc>
+      </w:tr>
+      <w:tr>
+        <w:tblPrEx>
+          <w:tblCellMar>
+            <w:top w:w="0" w:type="dxa"/>
+            <w:bottom w:w="0" w:type="dxa"/>
+          </w:tblCellMar>
+        </w:tblPrEx>
+        <w:trPr>
+          <w:tblHeader/>
+        </w:trPr>
+        <w:tc>
+          <w:tcPr>
+            <w:tcW w:w="2500" w:type="dxa"/>
+            <w:shd w:val="clear" w:color="auto" w:fill="1F3A5F"/>
+            <w:tcMar>
+              <w:top w:w="60" w:type="dxa"/>
+              <w:left w:w="90" w:type="dxa"/>
+              <w:bottom w:w="60" w:type="dxa"/>
+              <w:right w:w="90" w:type="dxa"/>
+            </w:tcMar>
+          </w:tcPr>
+          <w:p>
+            <w:pPr>
+              <w:spacing w:line="250" w:lineRule="auto"/>
+            </w:pPr>
+            <w:r>
+              <w:rPr>
+                <w:bCs/>
+                <w:color w:val="FFFFFF"/>
+                <w:sz w:val="18"/>
+                <w:szCs w:val="18"/>
+              </w:rPr>
+              <w:t>Tipo Destino</w:t>
+            </w:r>
+          </w:p>
+        </w:tc>
+        <w:tc>
+          <w:tcPr>
+            <w:tcW w:w="1150" w:type="dxa"/>
+            <w:shd w:val="clear" w:color="auto" w:fill="1F3A5F"/>
+            <w:tcMar>
+              <w:top w:w="60" w:type="dxa"/>
+              <w:left w:w="90" w:type="dxa"/>
+              <w:bottom w:w="60" w:type="dxa"/>
+              <w:right w:w="90" w:type="dxa"/>
+            </w:tcMar>
+          </w:tcPr>
+          <w:p>
+            <w:pPr>
+              <w:spacing w:line="250" w:lineRule="auto"/>
+            </w:pPr>
+            <w:r>
+              <w:rPr>
+                <w:bCs/>
+                <w:color w:val="FFFFFF"/>
+                <w:sz w:val="18"/>
+                <w:szCs w:val="18"/>
+              </w:rPr>
+              <w:t>No</w:t>
+            </w:r>
+          </w:p>
+        </w:tc>
+        <w:tc>
+          <w:tcPr>
+            <w:tcW w:w="2830" w:type="dxa"/>
+            <w:shd w:val="clear" w:color="auto" w:fill="1F3A5F"/>
+            <w:tcMar>
+              <w:top w:w="60" w:type="dxa"/>
+              <w:left w:w="90" w:type="dxa"/>
+              <w:bottom w:w="60" w:type="dxa"/>
+              <w:right w:w="90" w:type="dxa"/>
+            </w:tcMar>
+          </w:tcPr>
+          <w:p>
+            <w:pPr>
+              <w:spacing w:line="250" w:lineRule="auto"/>
+            </w:pPr>
+            <w:r>
+              <w:rPr>
+                <w:bCs/>
+                <w:color w:val="FFFFFF"/>
+                <w:sz w:val="18"/>
+                <w:szCs w:val="18"/>
+              </w:rPr>
+              <w:t>Planta / Cliente / Empresa</w:t>
+            </w:r>
+          </w:p>
+        </w:tc>
+        <w:tc>
+          <w:tcPr>
+            <w:tcW w:w="3600" w:type="dxa"/>
+            <w:shd w:val="clear" w:color="auto" w:fill="1F3A5F"/>
+            <w:tcMar>
+              <w:top w:w="60" w:type="dxa"/>
+              <w:left w:w="90" w:type="dxa"/>
+              <w:bottom w:w="60" w:type="dxa"/>
+              <w:right w:w="90" w:type="dxa"/>
+            </w:tcMar>
+          </w:tcPr>
+          <w:p>
+            <w:pPr>
+              <w:spacing w:line="250" w:lineRule="auto"/>
+            </w:pPr>
+            <w:r>
+              <w:rPr>
+                <w:bCs/>
+                <w:color w:val="FFFFFF"/>
+                <w:sz w:val="18"/>
+                <w:szCs w:val="18"/>
+              </w:rPr>
+              <w:t>Vacío: Planta si es Traslado, Cliente si es Venta.</w:t>
+            </w:r>
+          </w:p>
+        </w:tc>
+      </w:tr>
+      <w:tr>
+        <w:tblPrEx>
+          <w:tblCellMar>
+            <w:top w:w="0" w:type="dxa"/>
+            <w:bottom w:w="0" w:type="dxa"/>
+          </w:tblCellMar>
+        </w:tblPrEx>
+        <w:trPr>
+          <w:tblHeader/>
+        </w:trPr>
+        <w:tc>
+          <w:tcPr>
+            <w:tcW w:w="2500" w:type="dxa"/>
+            <w:shd w:val="clear" w:color="auto" w:fill="1F3A5F"/>
+            <w:tcMar>
+              <w:top w:w="60" w:type="dxa"/>
+              <w:left w:w="90" w:type="dxa"/>
+              <w:bottom w:w="60" w:type="dxa"/>
+              <w:right w:w="90" w:type="dxa"/>
+            </w:tcMar>
+          </w:tcPr>
+          <w:p>
+            <w:pPr>
+              <w:spacing w:line="250" w:lineRule="auto"/>
+            </w:pPr>
+            <w:r>
+              <w:rPr>
+                <w:bCs/>
+                <w:color w:val="FFFFFF"/>
+                <w:sz w:val="18"/>
+                <w:szCs w:val="18"/>
+              </w:rPr>
+              <w:t>Destino</w:t>
+            </w:r>
+          </w:p>
+        </w:tc>
+        <w:tc>
+          <w:tcPr>
+            <w:tcW w:w="1150" w:type="dxa"/>
+            <w:shd w:val="clear" w:color="auto" w:fill="1F3A5F"/>
+            <w:tcMar>
+              <w:top w:w="60" w:type="dxa"/>
+              <w:left w:w="90" w:type="dxa"/>
+              <w:bottom w:w="60" w:type="dxa"/>
+              <w:right w:w="90" w:type="dxa"/>
+            </w:tcMar>
+          </w:tcPr>
+          <w:p>
+            <w:pPr>
+              <w:spacing w:line="250" w:lineRule="auto"/>
+            </w:pPr>
+            <w:r>
+              <w:rPr>
+                <w:bCs/>
+                <w:color w:val="FFFFFF"/>
+                <w:sz w:val="18"/>
+                <w:szCs w:val="18"/>
+              </w:rPr>
+              <w:t>No</w:t>
+            </w:r>
+          </w:p>
+        </w:tc>
+        <w:tc>
+          <w:tcPr>
+            <w:tcW w:w="2830" w:type="dxa"/>
+            <w:shd w:val="clear" w:color="auto" w:fill="1F3A5F"/>
+            <w:tcMar>
+              <w:top w:w="60" w:type="dxa"/>
+              <w:left w:w="90" w:type="dxa"/>
+              <w:bottom w:w="60" w:type="dxa"/>
+              <w:right w:w="90" w:type="dxa"/>
+            </w:tcMar>
+          </w:tcPr>
+          <w:p>
+            <w:pPr>
+              <w:spacing w:line="250" w:lineRule="auto"/>
+            </w:pPr>
+            <w:r>
+              <w:rPr>
+                <w:bCs/>
+                <w:color w:val="FFFFFF"/>
+                <w:sz w:val="18"/>
+                <w:szCs w:val="18"/>
+              </w:rPr>
+              <w:t>Texto</w:t>
+            </w:r>
+          </w:p>
+        </w:tc>
+        <w:tc>
+          <w:tcPr>
+            <w:tcW w:w="3600" w:type="dxa"/>
+            <w:shd w:val="clear" w:color="auto" w:fill="1F3A5F"/>
+            <w:tcMar>
+              <w:top w:w="60" w:type="dxa"/>
+              <w:left w:w="90" w:type="dxa"/>
+              <w:bottom w:w="60" w:type="dxa"/>
+              <w:right w:w="90" w:type="dxa"/>
+            </w:tcMar>
+          </w:tcPr>
+          <w:p>
+            <w:pPr>
+              <w:spacing w:line="250" w:lineRule="auto"/>
+            </w:pPr>
+            <w:r>
+              <w:rPr>
+                <w:bCs/>
+                <w:color w:val="FFFFFF"/>
+                <w:sz w:val="18"/>
+                <w:szCs w:val="18"/>
+              </w:rPr>
+              <w:t>Nombre de la planta, el cliente o el lote destino.</w:t>
+            </w:r>
+          </w:p>
+        </w:tc>
+      </w:tr>
+      <w:tr>
+        <w:tblPrEx>
+          <w:tblCellMar>
+            <w:top w:w="0" w:type="dxa"/>
+            <w:bottom w:w="0" w:type="dxa"/>
+          </w:tblCellMar>
+        </w:tblPrEx>
+        <w:trPr>
+          <w:tblHeader/>
+        </w:trPr>
+        <w:tc>
+          <w:tcPr>
+            <w:tcW w:w="2500" w:type="dxa"/>
+            <w:shd w:val="clear" w:color="auto" w:fill="1F3A5F"/>
+            <w:tcMar>
+              <w:top w:w="60" w:type="dxa"/>
+              <w:left w:w="90" w:type="dxa"/>
+              <w:bottom w:w="60" w:type="dxa"/>
+              <w:right w:w="90" w:type="dxa"/>
+            </w:tcMar>
+          </w:tcPr>
+          <w:p>
+            <w:pPr>
+              <w:spacing w:line="250" w:lineRule="auto"/>
+            </w:pPr>
+            <w:r>
+              <w:rPr>
+                <w:bCs/>
+                <w:color w:val="FFFFFF"/>
+                <w:sz w:val="18"/>
+                <w:szCs w:val="18"/>
+              </w:rPr>
+              <w:t>Motivo</w:t>
+            </w:r>
+          </w:p>
+        </w:tc>
+        <w:tc>
+          <w:tcPr>
+            <w:tcW w:w="1150" w:type="dxa"/>
+            <w:shd w:val="clear" w:color="auto" w:fill="1F3A5F"/>
+            <w:tcMar>
+              <w:top w:w="60" w:type="dxa"/>
+              <w:left w:w="90" w:type="dxa"/>
+              <w:bottom w:w="60" w:type="dxa"/>
+              <w:right w:w="90" w:type="dxa"/>
+            </w:tcMar>
+          </w:tcPr>
+          <w:p>
+            <w:pPr>
+              <w:spacing w:line="250" w:lineRule="auto"/>
+            </w:pPr>
+            <w:r>
+              <w:rPr>
+                <w:bCs/>
+                <w:color w:val="FFFFFF"/>
+                <w:sz w:val="18"/>
+                <w:szCs w:val="18"/>
+              </w:rPr>
+              <w:t>No</w:t>
+            </w:r>
+          </w:p>
+        </w:tc>
+        <w:tc>
+          <w:tcPr>
+            <w:tcW w:w="2830" w:type="dxa"/>
+            <w:shd w:val="clear" w:color="auto" w:fill="1F3A5F"/>
+            <w:tcMar>
+              <w:top w:w="60" w:type="dxa"/>
+              <w:left w:w="90" w:type="dxa"/>
+              <w:bottom w:w="60" w:type="dxa"/>
+              <w:right w:w="90" w:type="dxa"/>
+            </w:tcMar>
+          </w:tcPr>
+          <w:p>
+            <w:pPr>
+              <w:spacing w:line="250" w:lineRule="auto"/>
+            </w:pPr>
+            <w:r>
+              <w:rPr>
+                <w:bCs/>
+                <w:color w:val="FFFFFF"/>
+                <w:sz w:val="18"/>
+                <w:szCs w:val="18"/>
+              </w:rPr>
+              <w:t>Texto</w:t>
+            </w:r>
+          </w:p>
+        </w:tc>
+        <w:tc>
+          <w:tcPr>
+            <w:tcW w:w="3600" w:type="dxa"/>
+            <w:shd w:val="clear" w:color="auto" w:fill="1F3A5F"/>
+            <w:tcMar>
+              <w:top w:w="60" w:type="dxa"/>
+              <w:left w:w="90" w:type="dxa"/>
+              <w:bottom w:w="60" w:type="dxa"/>
+              <w:right w:w="90" w:type="dxa"/>
+            </w:tcMar>
+          </w:tcPr>
+          <w:p>
+            <w:pPr>
+              <w:spacing w:line="250" w:lineRule="auto"/>
+            </w:pPr>
+            <w:r>
+              <w:rPr>
+                <w:bCs/>
+                <w:color w:val="FFFFFF"/>
+                <w:sz w:val="18"/>
+                <w:szCs w:val="18"/>
+              </w:rPr>
+              <w:t>Recomendado en las ventas.</w:t>
+            </w:r>
+          </w:p>
+        </w:tc>
+      </w:tr>
+      <w:tr>
+        <w:tblPrEx>
+          <w:tblCellMar>
+            <w:top w:w="0" w:type="dxa"/>
+            <w:bottom w:w="0" w:type="dxa"/>
+          </w:tblCellMar>
+        </w:tblPrEx>
+        <w:trPr>
+          <w:tblHeader/>
+        </w:trPr>
+        <w:tc>
+          <w:tcPr>
+            <w:tcW w:w="2500" w:type="dxa"/>
+            <w:shd w:val="clear" w:color="auto" w:fill="1F3A5F"/>
+            <w:tcMar>
+              <w:top w:w="60" w:type="dxa"/>
+              <w:left w:w="90" w:type="dxa"/>
+              <w:bottom w:w="60" w:type="dxa"/>
+              <w:right w:w="90" w:type="dxa"/>
+            </w:tcMar>
+          </w:tcPr>
+          <w:p>
+            <w:pPr>
+              <w:spacing w:line="250" w:lineRule="auto"/>
+            </w:pPr>
+            <w:r>
+              <w:rPr>
+                <w:bCs/>
+                <w:color w:val="FFFFFF"/>
+                <w:sz w:val="18"/>
+                <w:szCs w:val="18"/>
+              </w:rPr>
+              <w:t>Descripción / Observaciones</w:t>
+            </w:r>
+          </w:p>
+        </w:tc>
+        <w:tc>
+          <w:tcPr>
+            <w:tcW w:w="1150" w:type="dxa"/>
+            <w:shd w:val="clear" w:color="auto" w:fill="1F3A5F"/>
+            <w:tcMar>
+              <w:top w:w="60" w:type="dxa"/>
+              <w:left w:w="90" w:type="dxa"/>
+              <w:bottom w:w="60" w:type="dxa"/>
+              <w:right w:w="90" w:type="dxa"/>
+            </w:tcMar>
+          </w:tcPr>
+          <w:p>
+            <w:pPr>
+              <w:spacing w:line="250" w:lineRule="auto"/>
+            </w:pPr>
+            <w:r>
+              <w:rPr>
+                <w:bCs/>
+                <w:color w:val="FFFFFF"/>
+                <w:sz w:val="18"/>
+                <w:szCs w:val="18"/>
+              </w:rPr>
+              <w:t>No</w:t>
+            </w:r>
+          </w:p>
+        </w:tc>
+        <w:tc>
+          <w:tcPr>
+            <w:tcW w:w="2830" w:type="dxa"/>
+            <w:shd w:val="clear" w:color="auto" w:fill="1F3A5F"/>
+            <w:tcMar>
+              <w:top w:w="60" w:type="dxa"/>
+              <w:left w:w="90" w:type="dxa"/>
+              <w:bottom w:w="60" w:type="dxa"/>
+              <w:right w:w="90" w:type="dxa"/>
+            </w:tcMar>
+          </w:tcPr>
+          <w:p>
+            <w:pPr>
+              <w:spacing w:line="250" w:lineRule="auto"/>
+            </w:pPr>
+            <w:r>
+              <w:rPr>
+                <w:bCs/>
+                <w:color w:val="FFFFFF"/>
+                <w:sz w:val="18"/>
+                <w:szCs w:val="18"/>
+              </w:rPr>
+              <w:t>Texto</w:t>
+            </w:r>
+          </w:p>
+        </w:tc>
+        <w:tc>
+          <w:tcPr>
+            <w:tcW w:w="3600" w:type="dxa"/>
+            <w:shd w:val="clear" w:color="auto" w:fill="1F3A5F"/>
+            <w:tcMar>
+              <w:top w:w="60" w:type="dxa"/>
+              <w:left w:w="90" w:type="dxa"/>
+              <w:bottom w:w="60" w:type="dxa"/>
+              <w:right w:w="90" w:type="dxa"/>
+            </w:tcMar>
+          </w:tcPr>
+          <w:p>
+            <w:pPr>
+              <w:spacing w:line="250" w:lineRule="auto"/>
+            </w:pPr>
+            <w:r>
+              <w:rPr>
+                <w:bCs/>
+                <w:color w:val="FFFFFF"/>
+                <w:sz w:val="18"/>
+                <w:szCs w:val="18"/>
+              </w:rPr>
+              <w:t>Notas libres. Junto con la fecha, el tipo y el destino, distinguen dos movimientos del mismo día.</w:t>
+            </w:r>
+          </w:p>
+        </w:tc>
+      </w:tr>
+    </w:tbl>
+    <w:p>
+      <w:pPr>
+        <w:spacing w:after="120" w:line="276" w:lineRule="auto"/>
+      </w:pPr>
+      <w:r>
+        <w:rPr>
+          <w:b/>
+        </w:rPr>
+        <w:t>Columnas cuando el huevo se clasifica por las 11 categorías</w:t>
       </w:r>
     </w:p>
     <w:tbl>
@@ -24503,6 +25604,166 @@
           </w:p>
         </w:tc>
       </w:tr>
+      <w:tr>
+        <w:tblPrEx>
+          <w:tblCellMar>
+            <w:top w:w="0" w:type="dxa"/>
+            <w:bottom w:w="0" w:type="dxa"/>
+          </w:tblCellMar>
+        </w:tblPrEx>
+        <w:trPr>
+          <w:cantSplit/>
+        </w:trPr>
+        <w:tc>
+          <w:tcPr>
+            <w:tcW w:w="3600" w:type="dxa"/>
+            <w:tcMar>
+              <w:top w:w="60" w:type="dxa"/>
+              <w:left w:w="90" w:type="dxa"/>
+              <w:bottom w:w="60" w:type="dxa"/>
+              <w:right w:w="90" w:type="dxa"/>
+            </w:tcMar>
+          </w:tcPr>
+          <w:p>
+            <w:pPr>
+              <w:spacing w:line="250" w:lineRule="auto"/>
+            </w:pPr>
+            <w:r>
+              <w:rPr>
+                <w:sz w:val="18"/>
+                <w:szCs w:val="18"/>
+              </w:rPr>
+              <w:t>"No alcanzan los huevos de 'X': disponibles N + M del archivo − K a mover = …"</w:t>
+            </w:r>
+          </w:p>
+        </w:tc>
+        <w:tc>
+          <w:tcPr>
+            <w:tcW w:w="3100" w:type="dxa"/>
+            <w:tcMar>
+              <w:top w:w="60" w:type="dxa"/>
+              <w:left w:w="90" w:type="dxa"/>
+              <w:bottom w:w="60" w:type="dxa"/>
+              <w:right w:w="90" w:type="dxa"/>
+            </w:tcMar>
+          </w:tcPr>
+          <w:p>
+            <w:pPr>
+              <w:spacing w:line="250" w:lineRule="auto"/>
+            </w:pPr>
+            <w:r>
+              <w:rPr>
+                <w:sz w:val="18"/>
+                <w:szCs w:val="18"/>
+              </w:rPr>
+              <w:t>El movimiento saca más huevos de ese tipo de los que hay disponibles, contando lo que el mismo archivo produce.</w:t>
+            </w:r>
+          </w:p>
+        </w:tc>
+        <w:tc>
+          <w:tcPr>
+            <w:tcW w:w="3380" w:type="dxa"/>
+            <w:tcMar>
+              <w:top w:w="60" w:type="dxa"/>
+              <w:left w:w="90" w:type="dxa"/>
+              <w:bottom w:w="60" w:type="dxa"/>
+              <w:right w:w="90" w:type="dxa"/>
+            </w:tcMar>
+          </w:tcPr>
+          <w:p>
+            <w:pPr>
+              <w:spacing w:line="250" w:lineRule="auto"/>
+            </w:pPr>
+            <w:r>
+              <w:rPr>
+                <w:sz w:val="18"/>
+                <w:szCs w:val="18"/>
+              </w:rPr>
+              <w:t>Corrija la cantidad, o cargue primero la producción de ese tipo de huevo.</w:t>
+            </w:r>
+          </w:p>
+        </w:tc>
+      </w:tr>
+      <w:tr>
+        <w:tblPrEx>
+          <w:tblCellMar>
+            <w:top w:w="0" w:type="dxa"/>
+            <w:bottom w:w="0" w:type="dxa"/>
+          </w:tblCellMar>
+        </w:tblPrEx>
+        <w:trPr>
+          <w:cantSplit/>
+        </w:trPr>
+        <w:tc>
+          <w:tcPr>
+            <w:tcW w:w="3600" w:type="dxa"/>
+            <w:tcMar>
+              <w:top w:w="60" w:type="dxa"/>
+              <w:left w:w="90" w:type="dxa"/>
+              <w:bottom w:w="60" w:type="dxa"/>
+              <w:right w:w="90" w:type="dxa"/>
+            </w:tcMar>
+          </w:tcPr>
+          <w:p>
+            <w:pPr>
+              <w:spacing w:line="250" w:lineRule="auto"/>
+            </w:pPr>
+            <w:r>
+              <w:rPr>
+                <w:sz w:val="18"/>
+                <w:szCs w:val="18"/>
+              </w:rPr>
+              <w:t>"El tipo de huevo 'X' no existe en el catálogo de huevo de la empresa (activo)."</w:t>
+            </w:r>
+          </w:p>
+        </w:tc>
+        <w:tc>
+          <w:tcPr>
+            <w:tcW w:w="3100" w:type="dxa"/>
+            <w:tcMar>
+              <w:top w:w="60" w:type="dxa"/>
+              <w:left w:w="90" w:type="dxa"/>
+              <w:bottom w:w="60" w:type="dxa"/>
+              <w:right w:w="90" w:type="dxa"/>
+            </w:tcMar>
+          </w:tcPr>
+          <w:p>
+            <w:pPr>
+              <w:spacing w:line="250" w:lineRule="auto"/>
+            </w:pPr>
+            <w:r>
+              <w:rPr>
+                <w:sz w:val="18"/>
+                <w:szCs w:val="18"/>
+              </w:rPr>
+              <w:t>El nombre o el código no coincide con ningún tipo de huevo activo de la empresa.</w:t>
+            </w:r>
+          </w:p>
+        </w:tc>
+        <w:tc>
+          <w:tcPr>
+            <w:tcW w:w="3380" w:type="dxa"/>
+            <w:tcMar>
+              <w:top w:w="60" w:type="dxa"/>
+              <w:left w:w="90" w:type="dxa"/>
+              <w:bottom w:w="60" w:type="dxa"/>
+              <w:right w:w="90" w:type="dxa"/>
+            </w:tcMar>
+          </w:tcPr>
+          <w:p>
+            <w:pPr>
+              <w:spacing w:line="250" w:lineRule="auto"/>
+            </w:pPr>
+            <w:r>
+              <w:rPr>
+                <w:sz w:val="18"/>
+                <w:szCs w:val="18"/>
+              </w:rPr>
+              <w:t>Use el nombre o el código tal como aparecen en la hoja «Referencias».</w:t>
+            </w:r>
+          </w:p>
+        </w:tc>
+      </w:tr>
     </w:tbl>
     <w:p>
       <w:r>
@@ -25078,7 +26339,7 @@
                 <w:sz w:val="18"/>
                 <w:szCs w:val="18"/>
               </w:rPr>
-              <w:t>Sí — salvo empresas con clasificación por ítems</w:t>
+              <w:t>Sí</w:t>
             </w:r>
           </w:p>
         </w:tc>
@@ -25102,7 +26363,7 @@
                 <w:sz w:val="18"/>
                 <w:szCs w:val="18"/>
               </w:rPr>
-              <w:t>Fecha, Tipo</w:t>
+              <w:t>Fecha, Tipo (+ Ítem y Cantidad en empresas con clasificación por ítems)</w:t>
             </w:r>
           </w:p>
         </w:tc>
@@ -26394,7 +27655,7 @@
                 <w:sz w:val="18"/>
                 <w:szCs w:val="18"/>
               </w:rPr>
-              <w:t>La hoja «Datos» no trae «Huevo Total», «Huevo Incubable», «Peso Huevo (g)» ni las 11 categorías. Aparece la hoja «Huevos» (Fecha, Ítem, Cantidad) y NO se emite «Movimientos Huevos».</w:t>
+              <w:t>La hoja «Datos» no trae «Huevo Total», «Huevo Incubable», «Peso Huevo (g)» ni las 11 categorías. Aparece la hoja «Huevos» (Fecha, Ítem, Cantidad) y la hoja «Movimientos Huevos» cambia a una fila por tipo de huevo.</w:t>
             </w:r>
           </w:p>
         </w:tc>
@@ -26420,7 +27681,7 @@
                 <w:sz w:val="18"/>
                 <w:szCs w:val="18"/>
               </w:rPr>
-              <w:t>El total del día se calcula sumando las filas de la hoja «Huevos». Solo se aceptan los tipos de huevo declarados por el lote; si no declaró ninguno, la hoja no se emite.</w:t>
+              <w:t>El total del día se calcula sumando las filas de la hoja «Huevos». Ahí solo se aceptan los tipos declarados por el lote; si no declaró ninguno, la hoja no se emite. En los movimientos se acepta cualquier tipo del catálogo, y el control es no mover más de lo producido de cada uno.</w:t>
             </w:r>
           </w:p>
         </w:tc>
